--- a/Tố cáo/07-TC.docx
+++ b/Tố cáo/07-TC.docx
@@ -1,20 +1,21 @@
 
 <file path=word/document.xml><?xml version="1.0" encoding="utf-8"?>
-<w:document xmlns:wpc="http://schemas.microsoft.com/office/word/2010/wordprocessingCanvas" xmlns:cx="http://schemas.microsoft.com/office/drawing/2014/chartex" xmlns:mc="http://schemas.openxmlformats.org/markup-compatibility/2006" xmlns:o="urn:schemas-microsoft-com:office:office" xmlns:r="http://schemas.openxmlformats.org/officeDocument/2006/relationships" xmlns:m="http://schemas.openxmlformats.org/officeDocument/2006/math" xmlns:v="urn:schemas-microsoft-com:vml" xmlns:wp14="http://schemas.microsoft.com/office/word/2010/wordprocessingDrawing" xmlns:wp="http://schemas.openxmlformats.org/drawingml/2006/wordprocessingDrawing" xmlns:w10="urn:schemas-microsoft-com:office:word" xmlns:w="http://schemas.openxmlformats.org/wordprocessingml/2006/main" xmlns:w14="http://schemas.microsoft.com/office/word/2010/wordml" xmlns:w15="http://schemas.microsoft.com/office/word/2012/wordml" xmlns:w16se="http://schemas.microsoft.com/office/word/2015/wordml/symex" xmlns:wpg="http://schemas.microsoft.com/office/word/2010/wordprocessingGroup" xmlns:wpi="http://schemas.microsoft.com/office/word/2010/wordprocessingInk" xmlns:wne="http://schemas.microsoft.com/office/word/2006/wordml" xmlns:wps="http://schemas.microsoft.com/office/word/2010/wordprocessingShape" mc:Ignorable="w14 w15 w16se wp14">
+<w:document xmlns:wpc="http://schemas.microsoft.com/office/word/2010/wordprocessingCanvas" xmlns:cx="http://schemas.microsoft.com/office/drawing/2014/chartex" xmlns:cx1="http://schemas.microsoft.com/office/drawing/2015/9/8/chartex" xmlns:cx2="http://schemas.microsoft.com/office/drawing/2015/10/21/chartex" xmlns:cx3="http://schemas.microsoft.com/office/drawing/2016/5/9/chartex" xmlns:cx4="http://schemas.microsoft.com/office/drawing/2016/5/10/chartex" xmlns:cx5="http://schemas.microsoft.com/office/drawing/2016/5/11/chartex" xmlns:cx6="http://schemas.microsoft.com/office/drawing/2016/5/12/chartex" xmlns:cx7="http://schemas.microsoft.com/office/drawing/2016/5/13/chartex" xmlns:cx8="http://schemas.microsoft.com/office/drawing/2016/5/14/chartex" xmlns:mc="http://schemas.openxmlformats.org/markup-compatibility/2006" xmlns:aink="http://schemas.microsoft.com/office/drawing/2016/ink" xmlns:am3d="http://schemas.microsoft.com/office/drawing/2017/model3d" xmlns:o="urn:schemas-microsoft-com:office:office" xmlns:r="http://schemas.openxmlformats.org/officeDocument/2006/relationships" xmlns:m="http://schemas.openxmlformats.org/officeDocument/2006/math" xmlns:v="urn:schemas-microsoft-com:vml" xmlns:wp14="http://schemas.microsoft.com/office/word/2010/wordprocessingDrawing" xmlns:wp="http://schemas.openxmlformats.org/drawingml/2006/wordprocessingDrawing" xmlns:w10="urn:schemas-microsoft-com:office:word" xmlns:w="http://schemas.openxmlformats.org/wordprocessingml/2006/main" xmlns:w14="http://schemas.microsoft.com/office/word/2010/wordml" xmlns:w15="http://schemas.microsoft.com/office/word/2012/wordml" xmlns:w16cex="http://schemas.microsoft.com/office/word/2018/wordml/cex" xmlns:w16cid="http://schemas.microsoft.com/office/word/2016/wordml/cid" xmlns:w16="http://schemas.microsoft.com/office/word/2018/wordml" xmlns:w16se="http://schemas.microsoft.com/office/word/2015/wordml/symex" xmlns:wpg="http://schemas.microsoft.com/office/word/2010/wordprocessingGroup" xmlns:wpi="http://schemas.microsoft.com/office/word/2010/wordprocessingInk" xmlns:wne="http://schemas.microsoft.com/office/word/2006/wordml" xmlns:wps="http://schemas.microsoft.com/office/word/2010/wordprocessingShape" mc:Ignorable="w14 w15 w16se w16cid w16 w16cex wp14">
   <w:body>
     <w:tbl>
       <w:tblPr>
-        <w:tblW w:w="0" w:type="auto"/>
+        <w:tblW w:w="9639" w:type="dxa"/>
+        <w:tblInd w:w="-567" w:type="dxa"/>
         <w:tblLook w:val="01E0" w:firstRow="1" w:lastRow="1" w:firstColumn="1" w:lastColumn="1" w:noHBand="0" w:noVBand="0"/>
       </w:tblPr>
       <w:tblGrid>
-        <w:gridCol w:w="2870"/>
-        <w:gridCol w:w="5633"/>
+        <w:gridCol w:w="3828"/>
+        <w:gridCol w:w="5811"/>
       </w:tblGrid>
       <w:tr>
         <w:tc>
           <w:tcPr>
-            <w:tcW w:w="3051" w:type="dxa"/>
+            <w:tcW w:w="3828" w:type="dxa"/>
           </w:tcPr>
           <w:p>
             <w:pPr>
@@ -31,15 +32,29 @@
                 <w:sz w:val="26"/>
                 <w:szCs w:val="26"/>
               </w:rPr>
-              <w:t>[[DVChuQuan]]</w:t>
+              <w:t>[[</w:t>
+            </w:r>
+            <w:r>
+              <w:rPr>
+                <w:color w:val="000000"/>
+                <w:sz w:val="26"/>
+                <w:szCs w:val="26"/>
+              </w:rPr>
+              <w:t>TenCoQuanToChucLine1</w:t>
+            </w:r>
+            <w:r>
+              <w:rPr>
+                <w:color w:val="000000"/>
+                <w:sz w:val="26"/>
+                <w:szCs w:val="26"/>
+              </w:rPr>
+              <w:t>]]</w:t>
             </w:r>
           </w:p>
           <w:p>
             <w:pPr>
               <w:jc w:val="center"/>
               <w:rPr>
-                <w:b/>
-                <w:bCs/>
                 <w:color w:val="000000"/>
                 <w:sz w:val="26"/>
                 <w:szCs w:val="26"/>
@@ -47,13 +62,27 @@
             </w:pPr>
             <w:r>
               <w:rPr>
-                <w:b/>
-                <w:bCs/>
                 <w:color w:val="000000"/>
                 <w:sz w:val="26"/>
                 <w:szCs w:val="26"/>
               </w:rPr>
-              <w:t>[[DVThucHien]]</w:t>
+              <w:t>[[</w:t>
+            </w:r>
+            <w:r>
+              <w:rPr>
+                <w:color w:val="000000"/>
+                <w:sz w:val="26"/>
+                <w:szCs w:val="26"/>
+              </w:rPr>
+              <w:t>TenCoQuanToChucLine2</w:t>
+            </w:r>
+            <w:r>
+              <w:rPr>
+                <w:color w:val="000000"/>
+                <w:sz w:val="26"/>
+                <w:szCs w:val="26"/>
+              </w:rPr>
+              <w:t>]]</w:t>
             </w:r>
           </w:p>
           <w:p>
@@ -65,6 +94,7 @@
                 <w:szCs w:val="26"/>
               </w:rPr>
             </w:pPr>
+            <w:bookmarkStart w:id="0" w:name="_GoBack"/>
             <w:r>
               <w:rPr>
                 <w:noProof/>
@@ -75,13 +105,13 @@
               <mc:AlternateContent>
                 <mc:Choice Requires="wps">
                   <w:drawing>
-                    <wp:anchor distT="0" distB="0" distL="114300" distR="114300" simplePos="0" relativeHeight="251661312" behindDoc="0" locked="0" layoutInCell="1" allowOverlap="1" wp14:anchorId="62113DDA" wp14:editId="5DED4ECC">
+                    <wp:anchor distT="0" distB="0" distL="114300" distR="114300" simplePos="0" relativeHeight="251661312" behindDoc="0" locked="0" layoutInCell="1" allowOverlap="1" wp14:anchorId="62113DDA" wp14:editId="4CBBF281">
                       <wp:simplePos x="0" y="0"/>
                       <wp:positionH relativeFrom="column">
-                        <wp:posOffset>539115</wp:posOffset>
+                        <wp:posOffset>813435</wp:posOffset>
                       </wp:positionH>
                       <wp:positionV relativeFrom="paragraph">
-                        <wp:posOffset>43815</wp:posOffset>
+                        <wp:posOffset>59055</wp:posOffset>
                       </wp:positionV>
                       <wp:extent cx="622935" cy="0"/>
                       <wp:effectExtent l="7620" t="10795" r="7620" b="8255"/>
@@ -134,13 +164,14 @@
                     </wp:anchor>
                   </w:drawing>
                 </mc:Choice>
-                <mc:Fallback xmlns:w16sdtfl="http://schemas.microsoft.com/office/word/2024/wordml/sdtformatlock" xmlns:w16sdtdh="http://schemas.microsoft.com/office/word/2020/wordml/sdtdatahash" xmlns:w16du="http://schemas.microsoft.com/office/word/2023/wordml/word16du" xmlns:w16="http://schemas.microsoft.com/office/word/2018/wordml" xmlns:w16cid="http://schemas.microsoft.com/office/word/2016/wordml/cid" xmlns:w16cex="http://schemas.microsoft.com/office/word/2018/wordml/cex" xmlns:oel="http://schemas.microsoft.com/office/2019/extlst" xmlns:am3d="http://schemas.microsoft.com/office/drawing/2017/model3d" xmlns:aink="http://schemas.microsoft.com/office/drawing/2016/ink" xmlns:cx8="http://schemas.microsoft.com/office/drawing/2016/5/14/chartex" xmlns:cx7="http://schemas.microsoft.com/office/drawing/2016/5/13/chartex" xmlns:cx6="http://schemas.microsoft.com/office/drawing/2016/5/12/chartex" xmlns:cx5="http://schemas.microsoft.com/office/drawing/2016/5/11/chartex" xmlns:cx4="http://schemas.microsoft.com/office/drawing/2016/5/10/chartex" xmlns:cx3="http://schemas.microsoft.com/office/drawing/2016/5/9/chartex" xmlns:cx2="http://schemas.microsoft.com/office/drawing/2015/10/21/chartex" xmlns:cx1="http://schemas.microsoft.com/office/drawing/2015/9/8/chartex">
+                <mc:Fallback>
                   <w:pict>
-                    <v:line w14:anchorId="23BC7791" id="Straight Connector 3" o:spid="_x0000_s1026" style="position:absolute;z-index:251661312;visibility:visible;mso-wrap-style:square;mso-width-percent:0;mso-height-percent:0;mso-wrap-distance-left:9pt;mso-wrap-distance-top:0;mso-wrap-distance-right:9pt;mso-wrap-distance-bottom:0;mso-position-horizontal:absolute;mso-position-horizontal-relative:text;mso-position-vertical:absolute;mso-position-vertical-relative:text;mso-width-percent:0;mso-height-percent:0;mso-width-relative:page;mso-height-relative:page" from="42.45pt,3.45pt" to="91.5pt,3.45pt" o:gfxdata="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"/>
+                    <v:line w14:anchorId="14D14589" id="Straight Connector 3" o:spid="_x0000_s1026" style="position:absolute;z-index:251661312;visibility:visible;mso-wrap-style:square;mso-width-percent:0;mso-height-percent:0;mso-wrap-distance-left:9pt;mso-wrap-distance-top:0;mso-wrap-distance-right:9pt;mso-wrap-distance-bottom:0;mso-position-horizontal:absolute;mso-position-horizontal-relative:text;mso-position-vertical:absolute;mso-position-vertical-relative:text;mso-width-percent:0;mso-height-percent:0;mso-width-relative:page;mso-height-relative:page" from="64.05pt,4.65pt" to="113.1pt,4.65pt" o:gfxdata="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"/>
                   </w:pict>
                 </mc:Fallback>
               </mc:AlternateContent>
             </w:r>
+            <w:bookmarkEnd w:id="0"/>
           </w:p>
           <w:p>
             <w:pPr>
@@ -175,7 +206,7 @@
         </w:tc>
         <w:tc>
           <w:tcPr>
-            <w:tcW w:w="6431" w:type="dxa"/>
+            <w:tcW w:w="5811" w:type="dxa"/>
           </w:tcPr>
           <w:p>
             <w:pPr>
@@ -298,7 +329,7 @@
                     </wp:anchor>
                   </w:drawing>
                 </mc:Choice>
-                <mc:Fallback xmlns:w16sdtfl="http://schemas.microsoft.com/office/word/2024/wordml/sdtformatlock" xmlns:w16sdtdh="http://schemas.microsoft.com/office/word/2020/wordml/sdtdatahash" xmlns:w16du="http://schemas.microsoft.com/office/word/2023/wordml/word16du" xmlns:w16="http://schemas.microsoft.com/office/word/2018/wordml" xmlns:w16cid="http://schemas.microsoft.com/office/word/2016/wordml/cid" xmlns:w16cex="http://schemas.microsoft.com/office/word/2018/wordml/cex" xmlns:oel="http://schemas.microsoft.com/office/2019/extlst" xmlns:am3d="http://schemas.microsoft.com/office/drawing/2017/model3d" xmlns:aink="http://schemas.microsoft.com/office/drawing/2016/ink" xmlns:cx8="http://schemas.microsoft.com/office/drawing/2016/5/14/chartex" xmlns:cx7="http://schemas.microsoft.com/office/drawing/2016/5/13/chartex" xmlns:cx6="http://schemas.microsoft.com/office/drawing/2016/5/12/chartex" xmlns:cx5="http://schemas.microsoft.com/office/drawing/2016/5/11/chartex" xmlns:cx4="http://schemas.microsoft.com/office/drawing/2016/5/10/chartex" xmlns:cx3="http://schemas.microsoft.com/office/drawing/2016/5/9/chartex" xmlns:cx2="http://schemas.microsoft.com/office/drawing/2015/10/21/chartex" xmlns:cx1="http://schemas.microsoft.com/office/drawing/2015/9/8/chartex">
+                <mc:Fallback xmlns:w16sdtfl="http://schemas.microsoft.com/office/word/2024/wordml/sdtformatlock" xmlns:w16sdtdh="http://schemas.microsoft.com/office/word/2020/wordml/sdtdatahash" xmlns:w16du="http://schemas.microsoft.com/office/word/2023/wordml/word16du" xmlns:oel="http://schemas.microsoft.com/office/2019/extlst">
                   <w:pict>
                     <v:line w14:anchorId="28A3D795" id="Straight Connector 2" o:spid="_x0000_s1026" style="position:absolute;z-index:251660288;visibility:visible;mso-wrap-style:square;mso-width-percent:0;mso-height-percent:0;mso-wrap-distance-left:9pt;mso-wrap-distance-top:0;mso-wrap-distance-right:9pt;mso-wrap-distance-bottom:0;mso-position-horizontal:absolute;mso-position-horizontal-relative:text;mso-position-vertical:absolute;mso-position-vertical-relative:text;mso-width-percent:0;mso-height-percent:0;mso-width-relative:page;mso-height-relative:page" from="72.45pt,2.9pt" to="230.85pt,2.9pt" o:gfxdata="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"/>
                   </w:pict>
@@ -374,7 +405,6 @@
           <w:lang w:val="en-GB"/>
         </w:rPr>
       </w:pPr>
-      <w:bookmarkStart w:id="0" w:name="_GoBack"/>
       <w:r>
         <w:rPr>
           <w:b/>
@@ -897,7 +927,6 @@
         <w:t>nêu trên./.</w:t>
       </w:r>
     </w:p>
-    <w:bookmarkEnd w:id="0"/>
     <w:p>
       <w:pPr>
         <w:ind w:firstLine="720"/>
@@ -1238,7 +1267,7 @@
 </file>
 
 <file path=word/styles.xml><?xml version="1.0" encoding="utf-8"?>
-<w:styles xmlns:mc="http://schemas.openxmlformats.org/markup-compatibility/2006" xmlns:r="http://schemas.openxmlformats.org/officeDocument/2006/relationships" xmlns:w="http://schemas.openxmlformats.org/wordprocessingml/2006/main" xmlns:w14="http://schemas.microsoft.com/office/word/2010/wordml" xmlns:w15="http://schemas.microsoft.com/office/word/2012/wordml" xmlns:w16se="http://schemas.microsoft.com/office/word/2015/wordml/symex" mc:Ignorable="w14 w15 w16se">
+<w:styles xmlns:mc="http://schemas.openxmlformats.org/markup-compatibility/2006" xmlns:r="http://schemas.openxmlformats.org/officeDocument/2006/relationships" xmlns:w="http://schemas.openxmlformats.org/wordprocessingml/2006/main" xmlns:w14="http://schemas.microsoft.com/office/word/2010/wordml" xmlns:w15="http://schemas.microsoft.com/office/word/2012/wordml" xmlns:w16cex="http://schemas.microsoft.com/office/word/2018/wordml/cex" xmlns:w16cid="http://schemas.microsoft.com/office/word/2016/wordml/cid" xmlns:w16="http://schemas.microsoft.com/office/word/2018/wordml" xmlns:w16se="http://schemas.microsoft.com/office/word/2015/wordml/symex" mc:Ignorable="w14 w15 w16se w16cid w16 w16cex">
   <w:docDefaults>
     <w:rPrDefault>
       <w:rPr>
@@ -1256,7 +1285,7 @@
       </w:pPr>
     </w:pPrDefault>
   </w:docDefaults>
-  <w:latentStyles w:defLockedState="0" w:defUIPriority="99" w:defSemiHidden="0" w:defUnhideWhenUsed="0" w:defQFormat="0" w:count="371">
+  <w:latentStyles w:defLockedState="0" w:defUIPriority="99" w:defSemiHidden="0" w:defUnhideWhenUsed="0" w:defQFormat="0" w:count="376">
     <w:lsdException w:name="Normal" w:uiPriority="0" w:qFormat="1"/>
     <w:lsdException w:name="heading 1" w:uiPriority="9" w:qFormat="1"/>
     <w:lsdException w:name="heading 2" w:semiHidden="1" w:uiPriority="9" w:unhideWhenUsed="1" w:qFormat="1"/>
@@ -1628,6 +1657,11 @@
     <w:lsdException w:name="List Table 5 Dark Accent 6" w:uiPriority="50"/>
     <w:lsdException w:name="List Table 6 Colorful Accent 6" w:uiPriority="51"/>
     <w:lsdException w:name="List Table 7 Colorful Accent 6" w:uiPriority="52"/>
+    <w:lsdException w:name="Mention" w:semiHidden="1" w:unhideWhenUsed="1"/>
+    <w:lsdException w:name="Smart Hyperlink" w:semiHidden="1" w:unhideWhenUsed="1"/>
+    <w:lsdException w:name="Hashtag" w:semiHidden="1" w:unhideWhenUsed="1"/>
+    <w:lsdException w:name="Unresolved Mention" w:semiHidden="1" w:unhideWhenUsed="1"/>
+    <w:lsdException w:name="Smart Link" w:semiHidden="1" w:unhideWhenUsed="1"/>
   </w:latentStyles>
   <w:style w:type="paragraph" w:default="1" w:styleId="Normal">
     <w:name w:val="Normal"/>
